--- a/kurs_loyiha/Superfosfat_kamerasi_kurs_loyihasi.docx
+++ b/kurs_loyiha/Superfosfat_kamerasi_kurs_loyihasi.docx
@@ -37386,7 +37386,49 @@
           <w:sz w:val="28"/>
           <w:szCs w:val="28"/>
         </w:rPr>
-        <w:t xml:space="preserve">Umumiy P_{2}O_{5} ni aniqlash.</w:t>
+        <w:t xml:space="preserve">Umumiy P</w:t>
+      </w:r>
+      <w:r>
+        <w:rPr>
+          <w:rFonts w:ascii="Times New Roman" w:cs="Times New Roman" w:eastAsia="Times New Roman" w:hAnsi="Times New Roman"/>
+          <w:b/>
+          <w:bCs/>
+          <w:sz w:val="28"/>
+          <w:szCs w:val="28"/>
+          <w:vertAlign w:val="subscript"/>
+        </w:rPr>
+        <w:t xml:space="preserve">2</w:t>
+      </w:r>
+      <w:r>
+        <w:rPr>
+          <w:rFonts w:ascii="Times New Roman" w:cs="Times New Roman" w:eastAsia="Times New Roman" w:hAnsi="Times New Roman"/>
+          <w:b/>
+          <w:bCs/>
+          <w:sz w:val="28"/>
+          <w:szCs w:val="28"/>
+        </w:rPr>
+        <w:t xml:space="preserve">O</w:t>
+      </w:r>
+      <w:r>
+        <w:rPr>
+          <w:rFonts w:ascii="Times New Roman" w:cs="Times New Roman" w:eastAsia="Times New Roman" w:hAnsi="Times New Roman"/>
+          <w:b/>
+          <w:bCs/>
+          <w:sz w:val="28"/>
+          <w:szCs w:val="28"/>
+          <w:vertAlign w:val="subscript"/>
+        </w:rPr>
+        <w:t xml:space="preserve">5</w:t>
+      </w:r>
+      <w:r>
+        <w:rPr>
+          <w:rFonts w:ascii="Times New Roman" w:cs="Times New Roman" w:eastAsia="Times New Roman" w:hAnsi="Times New Roman"/>
+          <w:b/>
+          <w:bCs/>
+          <w:sz w:val="28"/>
+          <w:szCs w:val="28"/>
+        </w:rPr>
+        <w:t xml:space="preserve"> ni aniqlash.</w:t>
       </w:r>
       <w:r>
         <w:rPr>
@@ -37411,7 +37453,49 @@
           <w:sz w:val="28"/>
           <w:szCs w:val="28"/>
         </w:rPr>
-        <w:t xml:space="preserve">O‘zlashtiriladigan P_{2}O_{5}.</w:t>
+        <w:t xml:space="preserve">O‘zlashtiriladigan P</w:t>
+      </w:r>
+      <w:r>
+        <w:rPr>
+          <w:rFonts w:ascii="Times New Roman" w:cs="Times New Roman" w:eastAsia="Times New Roman" w:hAnsi="Times New Roman"/>
+          <w:b/>
+          <w:bCs/>
+          <w:sz w:val="28"/>
+          <w:szCs w:val="28"/>
+          <w:vertAlign w:val="subscript"/>
+        </w:rPr>
+        <w:t xml:space="preserve">2</w:t>
+      </w:r>
+      <w:r>
+        <w:rPr>
+          <w:rFonts w:ascii="Times New Roman" w:cs="Times New Roman" w:eastAsia="Times New Roman" w:hAnsi="Times New Roman"/>
+          <w:b/>
+          <w:bCs/>
+          <w:sz w:val="28"/>
+          <w:szCs w:val="28"/>
+        </w:rPr>
+        <w:t xml:space="preserve">O</w:t>
+      </w:r>
+      <w:r>
+        <w:rPr>
+          <w:rFonts w:ascii="Times New Roman" w:cs="Times New Roman" w:eastAsia="Times New Roman" w:hAnsi="Times New Roman"/>
+          <w:b/>
+          <w:bCs/>
+          <w:sz w:val="28"/>
+          <w:szCs w:val="28"/>
+          <w:vertAlign w:val="subscript"/>
+        </w:rPr>
+        <w:t xml:space="preserve">5</w:t>
+      </w:r>
+      <w:r>
+        <w:rPr>
+          <w:rFonts w:ascii="Times New Roman" w:cs="Times New Roman" w:eastAsia="Times New Roman" w:hAnsi="Times New Roman"/>
+          <w:b/>
+          <w:bCs/>
+          <w:sz w:val="28"/>
+          <w:szCs w:val="28"/>
+        </w:rPr>
+        <w:t xml:space="preserve">.</w:t>
       </w:r>
       <w:r>
         <w:rPr>
